--- a/docs/validation/V08_Cases_vs_Dollars_Separation.docx
+++ b/docs/validation/V08_Cases_vs_Dollars_Separation.docx
@@ -644,7 +644,7 @@
                 <w:sz w:val="19"/>
                 <w:szCs w:val="19"/>
               </w:rPr>
-              <w:t xml:space="preserve">45 minutes across all three reports.</w:t>
+              <w:t xml:space="preserve">60 minutes across all three reports.</w:t>
             </w:r>
           </w:p>
         </w:tc>
@@ -1955,7 +1955,7 @@
                 <w:sz w:val="19"/>
                 <w:szCs w:val="19"/>
               </w:rPr>
-              <w:t xml:space="preserve">Total Cases YoY % with National Liquor Stores Real YoY % — visual 3.5 only</w:t>
+              <w:t xml:space="preserve">Total Cases YoY % with National Liquor Stores Real YoY % — side by side in 3.5, and as a difference in Volume Gap vs National (pp) on 3.3 and 3.6</w:t>
             </w:r>
           </w:p>
         </w:tc>
@@ -2490,7 +2490,7 @@
                 <w:sz w:val="19"/>
                 <w:szCs w:val="19"/>
               </w:rPr>
-              <w:t xml:space="preserve">3.5</w:t>
+              <w:t xml:space="preserve">3.2</w:t>
             </w:r>
           </w:p>
         </w:tc>
@@ -2516,7 +2516,7 @@
                 <w:sz w:val="19"/>
                 <w:szCs w:val="19"/>
               </w:rPr>
-              <w:t xml:space="preserve">Local Volume vs National Real</w:t>
+              <w:t xml:space="preserve">On-Premise Share KPI</w:t>
             </w:r>
           </w:p>
         </w:tc>
@@ -2542,7 +2542,7 @@
                 <w:sz w:val="19"/>
                 <w:szCs w:val="19"/>
               </w:rPr>
-              <w:t xml:space="preserve">The permitted pairing — the national line must be the Real YoY %, never nominal</w:t>
+              <w:t xml:space="preserve">Share of cases, reference vs 2019 in pp — no dollar measure in any well or tooltip</w:t>
             </w:r>
           </w:p>
         </w:tc>
@@ -2625,7 +2625,7 @@
                 <w:sz w:val="19"/>
                 <w:szCs w:val="19"/>
               </w:rPr>
-              <w:t xml:space="preserve">3.7</w:t>
+              <w:t xml:space="preserve">3.3</w:t>
             </w:r>
           </w:p>
         </w:tc>
@@ -2651,7 +2651,7 @@
                 <w:sz w:val="19"/>
                 <w:szCs w:val="19"/>
               </w:rPr>
-              <w:t xml:space="preserve">Supplier and Item Detail</w:t>
+              <w:t xml:space="preserve">Volume Gap KPI</w:t>
             </w:r>
           </w:p>
         </w:tc>
@@ -2677,7 +2677,7 @@
                 <w:sz w:val="19"/>
                 <w:szCs w:val="19"/>
               </w:rPr>
-              <w:t xml:space="preserve">Matrix: case values only; no dollar column</w:t>
+              <w:t xml:space="preserve">Volume Gap vs National (pp) is local case growth against national growth. Open the measure (document 20) and confirm its national leg is National Liquor Stores Real YoY %, never the nominal series</w:t>
             </w:r>
           </w:p>
         </w:tc>
@@ -2760,7 +2760,7 @@
                 <w:sz w:val="19"/>
                 <w:szCs w:val="19"/>
               </w:rPr>
-              <w:t xml:space="preserve">3.9</w:t>
+              <w:t xml:space="preserve">3.6</w:t>
             </w:r>
           </w:p>
         </w:tc>
@@ -2786,7 +2786,7 @@
                 <w:sz w:val="19"/>
                 <w:szCs w:val="19"/>
               </w:rPr>
-              <w:t xml:space="preserve">Channel split</w:t>
+              <w:t xml:space="preserve">Volume Gap by Class</w:t>
             </w:r>
           </w:p>
         </w:tc>
@@ -2812,7 +2812,7 @@
                 <w:sz w:val="19"/>
                 <w:szCs w:val="19"/>
               </w:rPr>
-              <w:t xml:space="preserve">Axis titled Cases</w:t>
+              <w:t xml:space="preserve">Same measure as 3.3 — real national leg only; axis titled as case growth, not sales</w:t>
             </w:r>
           </w:p>
         </w:tc>
@@ -2895,7 +2895,7 @@
                 <w:sz w:val="19"/>
                 <w:szCs w:val="19"/>
               </w:rPr>
-              <w:t xml:space="preserve">text</w:t>
+              <w:t xml:space="preserve">3.5</w:t>
             </w:r>
           </w:p>
         </w:tc>
@@ -2921,7 +2921,7 @@
                 <w:sz w:val="19"/>
                 <w:szCs w:val="19"/>
               </w:rPr>
-              <w:t xml:space="preserve">Narrative on Page 3</w:t>
+              <w:t xml:space="preserve">Local Volume vs National Real</w:t>
             </w:r>
           </w:p>
         </w:tc>
@@ -2947,7 +2947,7 @@
                 <w:sz w:val="19"/>
                 <w:szCs w:val="19"/>
               </w:rPr>
-              <w:t xml:space="preserve">No sentence compares cases with dollars</w:t>
+              <w:t xml:space="preserve">The permitted pairing — the national line must be the Real YoY %, never nominal</w:t>
             </w:r>
           </w:p>
         </w:tc>
@@ -3004,7 +3004,7 @@
                 <w:sz w:val="19"/>
                 <w:szCs w:val="19"/>
               </w:rPr>
-              <w:t xml:space="preserve">R2 P1</w:t>
+              <w:t xml:space="preserve">R1 P3</w:t>
             </w:r>
           </w:p>
         </w:tc>
@@ -3030,7 +3030,7 @@
                 <w:sz w:val="19"/>
                 <w:szCs w:val="19"/>
               </w:rPr>
-              <w:t xml:space="preserve">4.5</w:t>
+              <w:t xml:space="preserve">3.7</w:t>
             </w:r>
           </w:p>
         </w:tc>
@@ -3056,7 +3056,7 @@
                 <w:sz w:val="19"/>
                 <w:szCs w:val="19"/>
               </w:rPr>
-              <w:t xml:space="preserve">Stress vs Volume</w:t>
+              <w:t xml:space="preserve">Supplier and Item Detail</w:t>
             </w:r>
           </w:p>
         </w:tc>
@@ -3082,7 +3082,7 @@
                 <w:sz w:val="19"/>
                 <w:szCs w:val="19"/>
               </w:rPr>
-              <w:t xml:space="preserve">Column axis labelled as case growth, not sales</w:t>
+              <w:t xml:space="preserve">Matrix: case values only; no dollar column</w:t>
             </w:r>
           </w:p>
         </w:tc>
@@ -3139,7 +3139,7 @@
                 <w:sz w:val="19"/>
                 <w:szCs w:val="19"/>
               </w:rPr>
-              <w:t xml:space="preserve">R2 P1</w:t>
+              <w:t xml:space="preserve">R1 P3</w:t>
             </w:r>
           </w:p>
         </w:tc>
@@ -3165,7 +3165,7 @@
                 <w:sz w:val="19"/>
                 <w:szCs w:val="19"/>
               </w:rPr>
-              <w:t xml:space="preserve">4.6a–d</w:t>
+              <w:t xml:space="preserve">3.9</w:t>
             </w:r>
           </w:p>
         </w:tc>
@@ -3191,7 +3191,7 @@
                 <w:sz w:val="19"/>
                 <w:szCs w:val="19"/>
               </w:rPr>
-              <w:t xml:space="preserve">Four item-type scatters</w:t>
+              <w:t xml:space="preserve">Channel split</w:t>
             </w:r>
           </w:p>
         </w:tc>
@@ -3217,7 +3217,7 @@
                 <w:sz w:val="19"/>
                 <w:szCs w:val="19"/>
               </w:rPr>
-              <w:t xml:space="preserve">Y axis is Total Cases YoY %; no dollar measure in any well</w:t>
+              <w:t xml:space="preserve">Axis titled Cases</w:t>
             </w:r>
           </w:p>
         </w:tc>
@@ -3274,7 +3274,7 @@
                 <w:sz w:val="19"/>
                 <w:szCs w:val="19"/>
               </w:rPr>
-              <w:t xml:space="preserve">R2 P1</w:t>
+              <w:t xml:space="preserve">R1 P3</w:t>
             </w:r>
           </w:p>
         </w:tc>
@@ -3300,7 +3300,7 @@
                 <w:sz w:val="19"/>
                 <w:szCs w:val="19"/>
               </w:rPr>
-              <w:t xml:space="preserve">4.7</w:t>
+              <w:t xml:space="preserve">3.10, 3.11</w:t>
             </w:r>
           </w:p>
         </w:tc>
@@ -3326,7 +3326,7 @@
                 <w:sz w:val="19"/>
                 <w:szCs w:val="19"/>
               </w:rPr>
-              <w:t xml:space="preserve">Income Channel</w:t>
+              <w:t xml:space="preserve">On-premise share vs 2019; Keg share</w:t>
             </w:r>
           </w:p>
         </w:tc>
@@ -3352,7 +3352,7 @@
                 <w:sz w:val="19"/>
                 <w:szCs w:val="19"/>
               </w:rPr>
-              <w:t xml:space="preserve">Total Cases YoY % beside income growth — no dollar sales</w:t>
+              <w:t xml:space="preserve">Shares of cases only; no dollar series in any well or tooltip</w:t>
             </w:r>
           </w:p>
         </w:tc>
@@ -3409,7 +3409,7 @@
                 <w:sz w:val="19"/>
                 <w:szCs w:val="19"/>
               </w:rPr>
-              <w:t xml:space="preserve">R2 P1</w:t>
+              <w:t xml:space="preserve">R1 P3</w:t>
             </w:r>
           </w:p>
         </w:tc>
@@ -3435,7 +3435,7 @@
                 <w:sz w:val="19"/>
                 <w:szCs w:val="19"/>
               </w:rPr>
-              <w:t xml:space="preserve">4.9</w:t>
+              <w:t xml:space="preserve">text</w:t>
             </w:r>
           </w:p>
         </w:tc>
@@ -3461,7 +3461,7 @@
                 <w:sz w:val="19"/>
                 <w:szCs w:val="19"/>
               </w:rPr>
-              <w:t xml:space="preserve">Findings text box</w:t>
+              <w:t xml:space="preserve">Narrative on Page 3</w:t>
             </w:r>
           </w:p>
         </w:tc>
@@ -3544,7 +3544,7 @@
                 <w:sz w:val="19"/>
                 <w:szCs w:val="19"/>
               </w:rPr>
-              <w:t xml:space="preserve">R2 P2</w:t>
+              <w:t xml:space="preserve">R2 P1</w:t>
             </w:r>
           </w:p>
         </w:tc>
@@ -3570,7 +3570,7 @@
                 <w:sz w:val="19"/>
                 <w:szCs w:val="19"/>
               </w:rPr>
-              <w:t xml:space="preserve">5.2</w:t>
+              <w:t xml:space="preserve">4.5</w:t>
             </w:r>
           </w:p>
         </w:tc>
@@ -3596,7 +3596,7 @@
                 <w:sz w:val="19"/>
                 <w:szCs w:val="19"/>
               </w:rPr>
-              <w:t xml:space="preserve">Total Cases YoY KPI</w:t>
+              <w:t xml:space="preserve">Stress vs Volume</w:t>
             </w:r>
           </w:p>
         </w:tc>
@@ -3622,7 +3622,7 @@
                 <w:sz w:val="19"/>
                 <w:szCs w:val="19"/>
               </w:rPr>
-              <w:t xml:space="preserve">Case measure only</w:t>
+              <w:t xml:space="preserve">Column axis labelled as case growth, not sales</w:t>
             </w:r>
           </w:p>
         </w:tc>
@@ -3679,7 +3679,7 @@
                 <w:sz w:val="19"/>
                 <w:szCs w:val="19"/>
               </w:rPr>
-              <w:t xml:space="preserve">R2 P2</w:t>
+              <w:t xml:space="preserve">R2 P1</w:t>
             </w:r>
           </w:p>
         </w:tc>
@@ -3705,7 +3705,7 @@
                 <w:sz w:val="19"/>
                 <w:szCs w:val="19"/>
               </w:rPr>
-              <w:t xml:space="preserve">5.8</w:t>
+              <w:t xml:space="preserve">4.6a–d</w:t>
             </w:r>
           </w:p>
         </w:tc>
@@ -3731,7 +3731,7 @@
                 <w:sz w:val="19"/>
                 <w:szCs w:val="19"/>
               </w:rPr>
-              <w:t xml:space="preserve">Mix Detail</w:t>
+              <w:t xml:space="preserve">Four item-type scatters</w:t>
             </w:r>
           </w:p>
         </w:tc>
@@ -3757,7 +3757,7 @@
                 <w:sz w:val="19"/>
                 <w:szCs w:val="19"/>
               </w:rPr>
-              <w:t xml:space="preserve">Matrix: case values only</w:t>
+              <w:t xml:space="preserve">Y axis is Total Cases YoY %; no dollar measure in any well</w:t>
             </w:r>
           </w:p>
         </w:tc>
@@ -3814,7 +3814,7 @@
                 <w:sz w:val="19"/>
                 <w:szCs w:val="19"/>
               </w:rPr>
-              <w:t xml:space="preserve">R3 P1</w:t>
+              <w:t xml:space="preserve">R2 P1</w:t>
             </w:r>
           </w:p>
         </w:tc>
@@ -3840,7 +3840,7 @@
                 <w:sz w:val="19"/>
                 <w:szCs w:val="19"/>
               </w:rPr>
-              <w:t xml:space="preserve">7.5</w:t>
+              <w:t xml:space="preserve">4.7</w:t>
             </w:r>
           </w:p>
         </w:tc>
@@ -3866,7 +3866,7 @@
                 <w:sz w:val="19"/>
                 <w:szCs w:val="19"/>
               </w:rPr>
-              <w:t xml:space="preserve">Pareto</w:t>
+              <w:t xml:space="preserve">Income Channel</w:t>
             </w:r>
           </w:p>
         </w:tc>
@@ -3892,7 +3892,7 @@
                 <w:sz w:val="19"/>
                 <w:szCs w:val="19"/>
               </w:rPr>
-              <w:t xml:space="preserve">Column axis titled Cases</w:t>
+              <w:t xml:space="preserve">Total Cases YoY % beside income growth — no dollar sales</w:t>
             </w:r>
           </w:p>
         </w:tc>
@@ -3949,7 +3949,7 @@
                 <w:sz w:val="19"/>
                 <w:szCs w:val="19"/>
               </w:rPr>
-              <w:t xml:space="preserve">R3 P3</w:t>
+              <w:t xml:space="preserve">R2 P1</w:t>
             </w:r>
           </w:p>
         </w:tc>
@@ -3975,7 +3975,7 @@
                 <w:sz w:val="19"/>
                 <w:szCs w:val="19"/>
               </w:rPr>
-              <w:t xml:space="preserve">9.7</w:t>
+              <w:t xml:space="preserve">4.9</w:t>
             </w:r>
           </w:p>
         </w:tc>
@@ -4001,7 +4001,7 @@
                 <w:sz w:val="19"/>
                 <w:szCs w:val="19"/>
               </w:rPr>
-              <w:t xml:space="preserve">Distribution Quality</w:t>
+              <w:t xml:space="preserve">Findings text box</w:t>
             </w:r>
           </w:p>
         </w:tc>
@@ -4027,7 +4027,7 @@
                 <w:sz w:val="19"/>
                 <w:szCs w:val="19"/>
               </w:rPr>
-              <w:t xml:space="preserve">X axis titled Cases</w:t>
+              <w:t xml:space="preserve">No sentence compares cases with dollars</w:t>
             </w:r>
           </w:p>
         </w:tc>
@@ -4084,7 +4084,7 @@
                 <w:sz w:val="19"/>
                 <w:szCs w:val="19"/>
               </w:rPr>
-              <w:t xml:space="preserve">R3 P3</w:t>
+              <w:t xml:space="preserve">R2 P2</w:t>
             </w:r>
           </w:p>
         </w:tc>
@@ -4110,7 +4110,7 @@
                 <w:sz w:val="19"/>
                 <w:szCs w:val="19"/>
               </w:rPr>
-              <w:t xml:space="preserve">9.8</w:t>
+              <w:t xml:space="preserve">5.2</w:t>
             </w:r>
           </w:p>
         </w:tc>
@@ -4136,7 +4136,7 @@
                 <w:sz w:val="19"/>
                 <w:szCs w:val="19"/>
               </w:rPr>
-              <w:t xml:space="preserve">Supplier Detail</w:t>
+              <w:t xml:space="preserve">Total Cases YoY KPI</w:t>
             </w:r>
           </w:p>
         </w:tc>
@@ -4162,7 +4162,7 @@
                 <w:sz w:val="19"/>
                 <w:szCs w:val="19"/>
               </w:rPr>
-              <w:t xml:space="preserve">Matrix: case values only</w:t>
+              <w:t xml:space="preserve">Case measure only</w:t>
             </w:r>
           </w:p>
         </w:tc>
@@ -4219,6 +4219,1086 @@
                 <w:sz w:val="19"/>
                 <w:szCs w:val="19"/>
               </w:rPr>
+              <w:t xml:space="preserve">R2 P2</w:t>
+            </w:r>
+          </w:p>
+        </w:tc>
+        <w:tc>
+          <w:tcPr>
+            <w:tcW w:type="dxa" w:w="749"/>
+            <w:tcMar>
+              <w:top w:type="dxa" w:w="60"/>
+              <w:left w:type="dxa" w:w="100"/>
+              <w:bottom w:type="dxa" w:w="60"/>
+              <w:right w:type="dxa" w:w="100"/>
+            </w:tcMar>
+          </w:tcPr>
+          <w:p>
+            <w:pPr>
+              <w:spacing w:after="0" w:line="240"/>
+            </w:pPr>
+            <w:r>
+              <w:rPr>
+                <w:rFonts w:ascii="Times New Roman" w:cs="Times New Roman" w:eastAsia="Times New Roman" w:hAnsi="Times New Roman"/>
+                <w:b w:val="false"/>
+                <w:bCs w:val="false"/>
+                <w:sz w:val="19"/>
+                <w:szCs w:val="19"/>
+              </w:rPr>
+              <w:t xml:space="preserve">5.8</w:t>
+            </w:r>
+          </w:p>
+        </w:tc>
+        <w:tc>
+          <w:tcPr>
+            <w:tcW w:type="dxa" w:w="2246"/>
+            <w:tcMar>
+              <w:top w:type="dxa" w:w="60"/>
+              <w:left w:type="dxa" w:w="100"/>
+              <w:bottom w:type="dxa" w:w="60"/>
+              <w:right w:type="dxa" w:w="100"/>
+            </w:tcMar>
+          </w:tcPr>
+          <w:p>
+            <w:pPr>
+              <w:spacing w:after="0" w:line="240"/>
+            </w:pPr>
+            <w:r>
+              <w:rPr>
+                <w:rFonts w:ascii="Times New Roman" w:cs="Times New Roman" w:eastAsia="Times New Roman" w:hAnsi="Times New Roman"/>
+                <w:b w:val="false"/>
+                <w:bCs w:val="false"/>
+                <w:sz w:val="19"/>
+                <w:szCs w:val="19"/>
+              </w:rPr>
+              <w:t xml:space="preserve">Mix Detail</w:t>
+            </w:r>
+          </w:p>
+        </w:tc>
+        <w:tc>
+          <w:tcPr>
+            <w:tcW w:type="dxa" w:w="4774"/>
+            <w:tcMar>
+              <w:top w:type="dxa" w:w="60"/>
+              <w:left w:type="dxa" w:w="100"/>
+              <w:bottom w:type="dxa" w:w="60"/>
+              <w:right w:type="dxa" w:w="100"/>
+            </w:tcMar>
+          </w:tcPr>
+          <w:p>
+            <w:pPr>
+              <w:spacing w:after="0" w:line="240"/>
+            </w:pPr>
+            <w:r>
+              <w:rPr>
+                <w:rFonts w:ascii="Times New Roman" w:cs="Times New Roman" w:eastAsia="Times New Roman" w:hAnsi="Times New Roman"/>
+                <w:b w:val="false"/>
+                <w:bCs w:val="false"/>
+                <w:sz w:val="19"/>
+                <w:szCs w:val="19"/>
+              </w:rPr>
+              <w:t xml:space="preserve">Matrix: case values only</w:t>
+            </w:r>
+          </w:p>
+        </w:tc>
+        <w:tc>
+          <w:tcPr>
+            <w:tcW w:type="dxa" w:w="749"/>
+            <w:tcMar>
+              <w:top w:type="dxa" w:w="60"/>
+              <w:left w:type="dxa" w:w="100"/>
+              <w:bottom w:type="dxa" w:w="60"/>
+              <w:right w:type="dxa" w:w="100"/>
+            </w:tcMar>
+          </w:tcPr>
+          <w:p>
+            <w:pPr>
+              <w:spacing w:after="0" w:line="240"/>
+            </w:pPr>
+            <w:r>
+              <w:rPr>
+                <w:rFonts w:ascii="Times New Roman" w:cs="Times New Roman" w:eastAsia="Times New Roman" w:hAnsi="Times New Roman"/>
+                <w:b w:val="false"/>
+                <w:bCs w:val="false"/>
+                <w:sz w:val="19"/>
+                <w:szCs w:val="19"/>
+              </w:rPr>
+              <w:t xml:space="preserve"/>
+            </w:r>
+          </w:p>
+        </w:tc>
+      </w:tr>
+      <w:tr>
+        <w:trPr>
+          <w:cantSplit/>
+        </w:trPr>
+        <w:tc>
+          <w:tcPr>
+            <w:tcW w:type="dxa" w:w="842"/>
+            <w:tcMar>
+              <w:top w:type="dxa" w:w="60"/>
+              <w:left w:type="dxa" w:w="100"/>
+              <w:bottom w:type="dxa" w:w="60"/>
+              <w:right w:type="dxa" w:w="100"/>
+            </w:tcMar>
+          </w:tcPr>
+          <w:p>
+            <w:pPr>
+              <w:spacing w:after="0" w:line="240"/>
+            </w:pPr>
+            <w:r>
+              <w:rPr>
+                <w:rFonts w:ascii="Times New Roman" w:cs="Times New Roman" w:eastAsia="Times New Roman" w:hAnsi="Times New Roman"/>
+                <w:b w:val="false"/>
+                <w:bCs w:val="false"/>
+                <w:sz w:val="19"/>
+                <w:szCs w:val="19"/>
+              </w:rPr>
+              <w:t xml:space="preserve">R2 P2</w:t>
+            </w:r>
+          </w:p>
+        </w:tc>
+        <w:tc>
+          <w:tcPr>
+            <w:tcW w:type="dxa" w:w="749"/>
+            <w:tcMar>
+              <w:top w:type="dxa" w:w="60"/>
+              <w:left w:type="dxa" w:w="100"/>
+              <w:bottom w:type="dxa" w:w="60"/>
+              <w:right w:type="dxa" w:w="100"/>
+            </w:tcMar>
+          </w:tcPr>
+          <w:p>
+            <w:pPr>
+              <w:spacing w:after="0" w:line="240"/>
+            </w:pPr>
+            <w:r>
+              <w:rPr>
+                <w:rFonts w:ascii="Times New Roman" w:cs="Times New Roman" w:eastAsia="Times New Roman" w:hAnsi="Times New Roman"/>
+                <w:b w:val="false"/>
+                <w:bCs w:val="false"/>
+                <w:sz w:val="19"/>
+                <w:szCs w:val="19"/>
+              </w:rPr>
+              <w:t xml:space="preserve">5.3–5.7</w:t>
+            </w:r>
+          </w:p>
+        </w:tc>
+        <w:tc>
+          <w:tcPr>
+            <w:tcW w:type="dxa" w:w="2246"/>
+            <w:tcMar>
+              <w:top w:type="dxa" w:w="60"/>
+              <w:left w:type="dxa" w:w="100"/>
+              <w:bottom w:type="dxa" w:w="60"/>
+              <w:right w:type="dxa" w:w="100"/>
+            </w:tcMar>
+          </w:tcPr>
+          <w:p>
+            <w:pPr>
+              <w:spacing w:after="0" w:line="240"/>
+            </w:pPr>
+            <w:r>
+              <w:rPr>
+                <w:rFonts w:ascii="Times New Roman" w:cs="Times New Roman" w:eastAsia="Times New Roman" w:hAnsi="Times New Roman"/>
+                <w:b w:val="false"/>
+                <w:bCs w:val="false"/>
+                <w:sz w:val="19"/>
+                <w:szCs w:val="19"/>
+              </w:rPr>
+              <w:t xml:space="preserve">Keg Share Shift, Mix Shift Magnitude, Mix Composition, Mix Shift vs 2019, Mix Shift vs Stress</w:t>
+            </w:r>
+          </w:p>
+        </w:tc>
+        <w:tc>
+          <w:tcPr>
+            <w:tcW w:type="dxa" w:w="4774"/>
+            <w:tcMar>
+              <w:top w:type="dxa" w:w="60"/>
+              <w:left w:type="dxa" w:w="100"/>
+              <w:bottom w:type="dxa" w:w="60"/>
+              <w:right w:type="dxa" w:w="100"/>
+            </w:tcMar>
+          </w:tcPr>
+          <w:p>
+            <w:pPr>
+              <w:spacing w:after="0" w:line="240"/>
+            </w:pPr>
+            <w:r>
+              <w:rPr>
+                <w:rFonts w:ascii="Times New Roman" w:cs="Times New Roman" w:eastAsia="Times New Roman" w:hAnsi="Times New Roman"/>
+                <w:b w:val="false"/>
+                <w:bCs w:val="false"/>
+                <w:sz w:val="19"/>
+                <w:szCs w:val="19"/>
+              </w:rPr>
+              <w:t xml:space="preserve">Shares of cases and the stress index only — no dollar measure in any well or tooltip</w:t>
+            </w:r>
+          </w:p>
+        </w:tc>
+        <w:tc>
+          <w:tcPr>
+            <w:tcW w:type="dxa" w:w="749"/>
+            <w:tcMar>
+              <w:top w:type="dxa" w:w="60"/>
+              <w:left w:type="dxa" w:w="100"/>
+              <w:bottom w:type="dxa" w:w="60"/>
+              <w:right w:type="dxa" w:w="100"/>
+            </w:tcMar>
+          </w:tcPr>
+          <w:p>
+            <w:pPr>
+              <w:spacing w:after="0" w:line="240"/>
+            </w:pPr>
+            <w:r>
+              <w:rPr>
+                <w:rFonts w:ascii="Times New Roman" w:cs="Times New Roman" w:eastAsia="Times New Roman" w:hAnsi="Times New Roman"/>
+                <w:b w:val="false"/>
+                <w:bCs w:val="false"/>
+                <w:sz w:val="19"/>
+                <w:szCs w:val="19"/>
+              </w:rPr>
+              <w:t xml:space="preserve"/>
+            </w:r>
+          </w:p>
+        </w:tc>
+      </w:tr>
+      <w:tr>
+        <w:trPr>
+          <w:cantSplit/>
+        </w:trPr>
+        <w:tc>
+          <w:tcPr>
+            <w:tcW w:type="dxa" w:w="842"/>
+            <w:tcMar>
+              <w:top w:type="dxa" w:w="60"/>
+              <w:left w:type="dxa" w:w="100"/>
+              <w:bottom w:type="dxa" w:w="60"/>
+              <w:right w:type="dxa" w:w="100"/>
+            </w:tcMar>
+          </w:tcPr>
+          <w:p>
+            <w:pPr>
+              <w:spacing w:after="0" w:line="240"/>
+            </w:pPr>
+            <w:r>
+              <w:rPr>
+                <w:rFonts w:ascii="Times New Roman" w:cs="Times New Roman" w:eastAsia="Times New Roman" w:hAnsi="Times New Roman"/>
+                <w:b w:val="false"/>
+                <w:bCs w:val="false"/>
+                <w:sz w:val="19"/>
+                <w:szCs w:val="19"/>
+              </w:rPr>
+              <w:t xml:space="preserve">R3 P1</w:t>
+            </w:r>
+          </w:p>
+        </w:tc>
+        <w:tc>
+          <w:tcPr>
+            <w:tcW w:type="dxa" w:w="749"/>
+            <w:tcMar>
+              <w:top w:type="dxa" w:w="60"/>
+              <w:left w:type="dxa" w:w="100"/>
+              <w:bottom w:type="dxa" w:w="60"/>
+              <w:right w:type="dxa" w:w="100"/>
+            </w:tcMar>
+          </w:tcPr>
+          <w:p>
+            <w:pPr>
+              <w:spacing w:after="0" w:line="240"/>
+            </w:pPr>
+            <w:r>
+              <w:rPr>
+                <w:rFonts w:ascii="Times New Roman" w:cs="Times New Roman" w:eastAsia="Times New Roman" w:hAnsi="Times New Roman"/>
+                <w:b w:val="false"/>
+                <w:bCs w:val="false"/>
+                <w:sz w:val="19"/>
+                <w:szCs w:val="19"/>
+              </w:rPr>
+              <w:t xml:space="preserve">7.5</w:t>
+            </w:r>
+          </w:p>
+        </w:tc>
+        <w:tc>
+          <w:tcPr>
+            <w:tcW w:type="dxa" w:w="2246"/>
+            <w:tcMar>
+              <w:top w:type="dxa" w:w="60"/>
+              <w:left w:type="dxa" w:w="100"/>
+              <w:bottom w:type="dxa" w:w="60"/>
+              <w:right w:type="dxa" w:w="100"/>
+            </w:tcMar>
+          </w:tcPr>
+          <w:p>
+            <w:pPr>
+              <w:spacing w:after="0" w:line="240"/>
+            </w:pPr>
+            <w:r>
+              <w:rPr>
+                <w:rFonts w:ascii="Times New Roman" w:cs="Times New Roman" w:eastAsia="Times New Roman" w:hAnsi="Times New Roman"/>
+                <w:b w:val="false"/>
+                <w:bCs w:val="false"/>
+                <w:sz w:val="19"/>
+                <w:szCs w:val="19"/>
+              </w:rPr>
+              <w:t xml:space="preserve">Pareto</w:t>
+            </w:r>
+          </w:p>
+        </w:tc>
+        <w:tc>
+          <w:tcPr>
+            <w:tcW w:type="dxa" w:w="4774"/>
+            <w:tcMar>
+              <w:top w:type="dxa" w:w="60"/>
+              <w:left w:type="dxa" w:w="100"/>
+              <w:bottom w:type="dxa" w:w="60"/>
+              <w:right w:type="dxa" w:w="100"/>
+            </w:tcMar>
+          </w:tcPr>
+          <w:p>
+            <w:pPr>
+              <w:spacing w:after="0" w:line="240"/>
+            </w:pPr>
+            <w:r>
+              <w:rPr>
+                <w:rFonts w:ascii="Times New Roman" w:cs="Times New Roman" w:eastAsia="Times New Roman" w:hAnsi="Times New Roman"/>
+                <w:b w:val="false"/>
+                <w:bCs w:val="false"/>
+                <w:sz w:val="19"/>
+                <w:szCs w:val="19"/>
+              </w:rPr>
+              <w:t xml:space="preserve">Column axis titled Cases</w:t>
+            </w:r>
+          </w:p>
+        </w:tc>
+        <w:tc>
+          <w:tcPr>
+            <w:tcW w:type="dxa" w:w="749"/>
+            <w:tcMar>
+              <w:top w:type="dxa" w:w="60"/>
+              <w:left w:type="dxa" w:w="100"/>
+              <w:bottom w:type="dxa" w:w="60"/>
+              <w:right w:type="dxa" w:w="100"/>
+            </w:tcMar>
+          </w:tcPr>
+          <w:p>
+            <w:pPr>
+              <w:spacing w:after="0" w:line="240"/>
+            </w:pPr>
+            <w:r>
+              <w:rPr>
+                <w:rFonts w:ascii="Times New Roman" w:cs="Times New Roman" w:eastAsia="Times New Roman" w:hAnsi="Times New Roman"/>
+                <w:b w:val="false"/>
+                <w:bCs w:val="false"/>
+                <w:sz w:val="19"/>
+                <w:szCs w:val="19"/>
+              </w:rPr>
+              <w:t xml:space="preserve"/>
+            </w:r>
+          </w:p>
+        </w:tc>
+      </w:tr>
+      <w:tr>
+        <w:trPr>
+          <w:cantSplit/>
+        </w:trPr>
+        <w:tc>
+          <w:tcPr>
+            <w:tcW w:type="dxa" w:w="842"/>
+            <w:tcMar>
+              <w:top w:type="dxa" w:w="60"/>
+              <w:left w:type="dxa" w:w="100"/>
+              <w:bottom w:type="dxa" w:w="60"/>
+              <w:right w:type="dxa" w:w="100"/>
+            </w:tcMar>
+          </w:tcPr>
+          <w:p>
+            <w:pPr>
+              <w:spacing w:after="0" w:line="240"/>
+            </w:pPr>
+            <w:r>
+              <w:rPr>
+                <w:rFonts w:ascii="Times New Roman" w:cs="Times New Roman" w:eastAsia="Times New Roman" w:hAnsi="Times New Roman"/>
+                <w:b w:val="false"/>
+                <w:bCs w:val="false"/>
+                <w:sz w:val="19"/>
+                <w:szCs w:val="19"/>
+              </w:rPr>
+              <w:t xml:space="preserve">R3 P1</w:t>
+            </w:r>
+          </w:p>
+        </w:tc>
+        <w:tc>
+          <w:tcPr>
+            <w:tcW w:type="dxa" w:w="749"/>
+            <w:tcMar>
+              <w:top w:type="dxa" w:w="60"/>
+              <w:left w:type="dxa" w:w="100"/>
+              <w:bottom w:type="dxa" w:w="60"/>
+              <w:right w:type="dxa" w:w="100"/>
+            </w:tcMar>
+          </w:tcPr>
+          <w:p>
+            <w:pPr>
+              <w:spacing w:after="0" w:line="240"/>
+            </w:pPr>
+            <w:r>
+              <w:rPr>
+                <w:rFonts w:ascii="Times New Roman" w:cs="Times New Roman" w:eastAsia="Times New Roman" w:hAnsi="Times New Roman"/>
+                <w:b w:val="false"/>
+                <w:bCs w:val="false"/>
+                <w:sz w:val="19"/>
+                <w:szCs w:val="19"/>
+              </w:rPr>
+              <w:t xml:space="preserve">7.1–7.4, 7.6–7.8</w:t>
+            </w:r>
+          </w:p>
+        </w:tc>
+        <w:tc>
+          <w:tcPr>
+            <w:tcW w:type="dxa" w:w="2246"/>
+            <w:tcMar>
+              <w:top w:type="dxa" w:w="60"/>
+              <w:left w:type="dxa" w:w="100"/>
+              <w:bottom w:type="dxa" w:w="60"/>
+              <w:right w:type="dxa" w:w="100"/>
+            </w:tcMar>
+          </w:tcPr>
+          <w:p>
+            <w:pPr>
+              <w:spacing w:after="0" w:line="240"/>
+            </w:pPr>
+            <w:r>
+              <w:rPr>
+                <w:rFonts w:ascii="Times New Roman" w:cs="Times New Roman" w:eastAsia="Times New Roman" w:hAnsi="Times New Roman"/>
+                <w:b w:val="false"/>
+                <w:bCs w:val="false"/>
+                <w:sz w:val="19"/>
+                <w:szCs w:val="19"/>
+              </w:rPr>
+              <w:t xml:space="preserve">KPI row, Concentration Over Time, Assortment Churn, Concentration by Type</w:t>
+            </w:r>
+          </w:p>
+        </w:tc>
+        <w:tc>
+          <w:tcPr>
+            <w:tcW w:type="dxa" w:w="4774"/>
+            <w:tcMar>
+              <w:top w:type="dxa" w:w="60"/>
+              <w:left w:type="dxa" w:w="100"/>
+              <w:bottom w:type="dxa" w:w="60"/>
+              <w:right w:type="dxa" w:w="100"/>
+            </w:tcMar>
+          </w:tcPr>
+          <w:p>
+            <w:pPr>
+              <w:spacing w:after="0" w:line="240"/>
+            </w:pPr>
+            <w:r>
+              <w:rPr>
+                <w:rFonts w:ascii="Times New Roman" w:cs="Times New Roman" w:eastAsia="Times New Roman" w:hAnsi="Times New Roman"/>
+                <w:b w:val="false"/>
+                <w:bCs w:val="false"/>
+                <w:sz w:val="19"/>
+                <w:szCs w:val="19"/>
+              </w:rPr>
+              <w:t xml:space="preserve">Item counts and cases only — R3 is Tier 3 only (document 15 §7)</w:t>
+            </w:r>
+          </w:p>
+        </w:tc>
+        <w:tc>
+          <w:tcPr>
+            <w:tcW w:type="dxa" w:w="749"/>
+            <w:tcMar>
+              <w:top w:type="dxa" w:w="60"/>
+              <w:left w:type="dxa" w:w="100"/>
+              <w:bottom w:type="dxa" w:w="60"/>
+              <w:right w:type="dxa" w:w="100"/>
+            </w:tcMar>
+          </w:tcPr>
+          <w:p>
+            <w:pPr>
+              <w:spacing w:after="0" w:line="240"/>
+            </w:pPr>
+            <w:r>
+              <w:rPr>
+                <w:rFonts w:ascii="Times New Roman" w:cs="Times New Roman" w:eastAsia="Times New Roman" w:hAnsi="Times New Roman"/>
+                <w:b w:val="false"/>
+                <w:bCs w:val="false"/>
+                <w:sz w:val="19"/>
+                <w:szCs w:val="19"/>
+              </w:rPr>
+              <w:t xml:space="preserve"/>
+            </w:r>
+          </w:p>
+        </w:tc>
+      </w:tr>
+      <w:tr>
+        <w:trPr>
+          <w:cantSplit/>
+        </w:trPr>
+        <w:tc>
+          <w:tcPr>
+            <w:tcW w:type="dxa" w:w="842"/>
+            <w:tcMar>
+              <w:top w:type="dxa" w:w="60"/>
+              <w:left w:type="dxa" w:w="100"/>
+              <w:bottom w:type="dxa" w:w="60"/>
+              <w:right w:type="dxa" w:w="100"/>
+            </w:tcMar>
+          </w:tcPr>
+          <w:p>
+            <w:pPr>
+              <w:spacing w:after="0" w:line="240"/>
+            </w:pPr>
+            <w:r>
+              <w:rPr>
+                <w:rFonts w:ascii="Times New Roman" w:cs="Times New Roman" w:eastAsia="Times New Roman" w:hAnsi="Times New Roman"/>
+                <w:b w:val="false"/>
+                <w:bCs w:val="false"/>
+                <w:sz w:val="19"/>
+                <w:szCs w:val="19"/>
+              </w:rPr>
+              <w:t xml:space="preserve">R3 P2</w:t>
+            </w:r>
+          </w:p>
+        </w:tc>
+        <w:tc>
+          <w:tcPr>
+            <w:tcW w:type="dxa" w:w="749"/>
+            <w:tcMar>
+              <w:top w:type="dxa" w:w="60"/>
+              <w:left w:type="dxa" w:w="100"/>
+              <w:bottom w:type="dxa" w:w="60"/>
+              <w:right w:type="dxa" w:w="100"/>
+            </w:tcMar>
+          </w:tcPr>
+          <w:p>
+            <w:pPr>
+              <w:spacing w:after="0" w:line="240"/>
+            </w:pPr>
+            <w:r>
+              <w:rPr>
+                <w:rFonts w:ascii="Times New Roman" w:cs="Times New Roman" w:eastAsia="Times New Roman" w:hAnsi="Times New Roman"/>
+                <w:b w:val="false"/>
+                <w:bCs w:val="false"/>
+                <w:sz w:val="19"/>
+                <w:szCs w:val="19"/>
+              </w:rPr>
+              <w:t xml:space="preserve">8.2–8.8</w:t>
+            </w:r>
+          </w:p>
+        </w:tc>
+        <w:tc>
+          <w:tcPr>
+            <w:tcW w:type="dxa" w:w="2246"/>
+            <w:tcMar>
+              <w:top w:type="dxa" w:w="60"/>
+              <w:left w:type="dxa" w:w="100"/>
+              <w:bottom w:type="dxa" w:w="60"/>
+              <w:right w:type="dxa" w:w="100"/>
+            </w:tcMar>
+          </w:tcPr>
+          <w:p>
+            <w:pPr>
+              <w:spacing w:after="0" w:line="240"/>
+            </w:pPr>
+            <w:r>
+              <w:rPr>
+                <w:rFonts w:ascii="Times New Roman" w:cs="Times New Roman" w:eastAsia="Times New Roman" w:hAnsi="Times New Roman"/>
+                <w:b w:val="false"/>
+                <w:bCs w:val="false"/>
+                <w:sz w:val="19"/>
+                <w:szCs w:val="19"/>
+              </w:rPr>
+              <w:t xml:space="preserve">Cohort and survival visuals</w:t>
+            </w:r>
+          </w:p>
+        </w:tc>
+        <w:tc>
+          <w:tcPr>
+            <w:tcW w:type="dxa" w:w="4774"/>
+            <w:tcMar>
+              <w:top w:type="dxa" w:w="60"/>
+              <w:left w:type="dxa" w:w="100"/>
+              <w:bottom w:type="dxa" w:w="60"/>
+              <w:right w:type="dxa" w:w="100"/>
+            </w:tcMar>
+          </w:tcPr>
+          <w:p>
+            <w:pPr>
+              <w:spacing w:after="0" w:line="240"/>
+            </w:pPr>
+            <w:r>
+              <w:rPr>
+                <w:rFonts w:ascii="Times New Roman" w:cs="Times New Roman" w:eastAsia="Times New Roman" w:hAnsi="Times New Roman"/>
+                <w:b w:val="false"/>
+                <w:bCs w:val="false"/>
+                <w:sz w:val="19"/>
+                <w:szCs w:val="19"/>
+              </w:rPr>
+              <w:t xml:space="preserve">Item counts and survival rates only; no dollar measure</w:t>
+            </w:r>
+          </w:p>
+        </w:tc>
+        <w:tc>
+          <w:tcPr>
+            <w:tcW w:type="dxa" w:w="749"/>
+            <w:tcMar>
+              <w:top w:type="dxa" w:w="60"/>
+              <w:left w:type="dxa" w:w="100"/>
+              <w:bottom w:type="dxa" w:w="60"/>
+              <w:right w:type="dxa" w:w="100"/>
+            </w:tcMar>
+          </w:tcPr>
+          <w:p>
+            <w:pPr>
+              <w:spacing w:after="0" w:line="240"/>
+            </w:pPr>
+            <w:r>
+              <w:rPr>
+                <w:rFonts w:ascii="Times New Roman" w:cs="Times New Roman" w:eastAsia="Times New Roman" w:hAnsi="Times New Roman"/>
+                <w:b w:val="false"/>
+                <w:bCs w:val="false"/>
+                <w:sz w:val="19"/>
+                <w:szCs w:val="19"/>
+              </w:rPr>
+              <w:t xml:space="preserve"/>
+            </w:r>
+          </w:p>
+        </w:tc>
+      </w:tr>
+      <w:tr>
+        <w:trPr>
+          <w:cantSplit/>
+        </w:trPr>
+        <w:tc>
+          <w:tcPr>
+            <w:tcW w:type="dxa" w:w="842"/>
+            <w:tcMar>
+              <w:top w:type="dxa" w:w="60"/>
+              <w:left w:type="dxa" w:w="100"/>
+              <w:bottom w:type="dxa" w:w="60"/>
+              <w:right w:type="dxa" w:w="100"/>
+            </w:tcMar>
+          </w:tcPr>
+          <w:p>
+            <w:pPr>
+              <w:spacing w:after="0" w:line="240"/>
+            </w:pPr>
+            <w:r>
+              <w:rPr>
+                <w:rFonts w:ascii="Times New Roman" w:cs="Times New Roman" w:eastAsia="Times New Roman" w:hAnsi="Times New Roman"/>
+                <w:b w:val="false"/>
+                <w:bCs w:val="false"/>
+                <w:sz w:val="19"/>
+                <w:szCs w:val="19"/>
+              </w:rPr>
+              <w:t xml:space="preserve">R3 P3</w:t>
+            </w:r>
+          </w:p>
+        </w:tc>
+        <w:tc>
+          <w:tcPr>
+            <w:tcW w:type="dxa" w:w="749"/>
+            <w:tcMar>
+              <w:top w:type="dxa" w:w="60"/>
+              <w:left w:type="dxa" w:w="100"/>
+              <w:bottom w:type="dxa" w:w="60"/>
+              <w:right w:type="dxa" w:w="100"/>
+            </w:tcMar>
+          </w:tcPr>
+          <w:p>
+            <w:pPr>
+              <w:spacing w:after="0" w:line="240"/>
+            </w:pPr>
+            <w:r>
+              <w:rPr>
+                <w:rFonts w:ascii="Times New Roman" w:cs="Times New Roman" w:eastAsia="Times New Roman" w:hAnsi="Times New Roman"/>
+                <w:b w:val="false"/>
+                <w:bCs w:val="false"/>
+                <w:sz w:val="19"/>
+                <w:szCs w:val="19"/>
+              </w:rPr>
+              <w:t xml:space="preserve">9.7</w:t>
+            </w:r>
+          </w:p>
+        </w:tc>
+        <w:tc>
+          <w:tcPr>
+            <w:tcW w:type="dxa" w:w="2246"/>
+            <w:tcMar>
+              <w:top w:type="dxa" w:w="60"/>
+              <w:left w:type="dxa" w:w="100"/>
+              <w:bottom w:type="dxa" w:w="60"/>
+              <w:right w:type="dxa" w:w="100"/>
+            </w:tcMar>
+          </w:tcPr>
+          <w:p>
+            <w:pPr>
+              <w:spacing w:after="0" w:line="240"/>
+            </w:pPr>
+            <w:r>
+              <w:rPr>
+                <w:rFonts w:ascii="Times New Roman" w:cs="Times New Roman" w:eastAsia="Times New Roman" w:hAnsi="Times New Roman"/>
+                <w:b w:val="false"/>
+                <w:bCs w:val="false"/>
+                <w:sz w:val="19"/>
+                <w:szCs w:val="19"/>
+              </w:rPr>
+              <w:t xml:space="preserve">Distribution Quality</w:t>
+            </w:r>
+          </w:p>
+        </w:tc>
+        <w:tc>
+          <w:tcPr>
+            <w:tcW w:type="dxa" w:w="4774"/>
+            <w:tcMar>
+              <w:top w:type="dxa" w:w="60"/>
+              <w:left w:type="dxa" w:w="100"/>
+              <w:bottom w:type="dxa" w:w="60"/>
+              <w:right w:type="dxa" w:w="100"/>
+            </w:tcMar>
+          </w:tcPr>
+          <w:p>
+            <w:pPr>
+              <w:spacing w:after="0" w:line="240"/>
+            </w:pPr>
+            <w:r>
+              <w:rPr>
+                <w:rFonts w:ascii="Times New Roman" w:cs="Times New Roman" w:eastAsia="Times New Roman" w:hAnsi="Times New Roman"/>
+                <w:b w:val="false"/>
+                <w:bCs w:val="false"/>
+                <w:sz w:val="19"/>
+                <w:szCs w:val="19"/>
+              </w:rPr>
+              <w:t xml:space="preserve">X axis titled Cases</w:t>
+            </w:r>
+          </w:p>
+        </w:tc>
+        <w:tc>
+          <w:tcPr>
+            <w:tcW w:type="dxa" w:w="749"/>
+            <w:tcMar>
+              <w:top w:type="dxa" w:w="60"/>
+              <w:left w:type="dxa" w:w="100"/>
+              <w:bottom w:type="dxa" w:w="60"/>
+              <w:right w:type="dxa" w:w="100"/>
+            </w:tcMar>
+          </w:tcPr>
+          <w:p>
+            <w:pPr>
+              <w:spacing w:after="0" w:line="240"/>
+            </w:pPr>
+            <w:r>
+              <w:rPr>
+                <w:rFonts w:ascii="Times New Roman" w:cs="Times New Roman" w:eastAsia="Times New Roman" w:hAnsi="Times New Roman"/>
+                <w:b w:val="false"/>
+                <w:bCs w:val="false"/>
+                <w:sz w:val="19"/>
+                <w:szCs w:val="19"/>
+              </w:rPr>
+              <w:t xml:space="preserve"/>
+            </w:r>
+          </w:p>
+        </w:tc>
+      </w:tr>
+      <w:tr>
+        <w:trPr>
+          <w:cantSplit/>
+        </w:trPr>
+        <w:tc>
+          <w:tcPr>
+            <w:tcW w:type="dxa" w:w="842"/>
+            <w:tcMar>
+              <w:top w:type="dxa" w:w="60"/>
+              <w:left w:type="dxa" w:w="100"/>
+              <w:bottom w:type="dxa" w:w="60"/>
+              <w:right w:type="dxa" w:w="100"/>
+            </w:tcMar>
+          </w:tcPr>
+          <w:p>
+            <w:pPr>
+              <w:spacing w:after="0" w:line="240"/>
+            </w:pPr>
+            <w:r>
+              <w:rPr>
+                <w:rFonts w:ascii="Times New Roman" w:cs="Times New Roman" w:eastAsia="Times New Roman" w:hAnsi="Times New Roman"/>
+                <w:b w:val="false"/>
+                <w:bCs w:val="false"/>
+                <w:sz w:val="19"/>
+                <w:szCs w:val="19"/>
+              </w:rPr>
+              <w:t xml:space="preserve">R3 P3</w:t>
+            </w:r>
+          </w:p>
+        </w:tc>
+        <w:tc>
+          <w:tcPr>
+            <w:tcW w:type="dxa" w:w="749"/>
+            <w:tcMar>
+              <w:top w:type="dxa" w:w="60"/>
+              <w:left w:type="dxa" w:w="100"/>
+              <w:bottom w:type="dxa" w:w="60"/>
+              <w:right w:type="dxa" w:w="100"/>
+            </w:tcMar>
+          </w:tcPr>
+          <w:p>
+            <w:pPr>
+              <w:spacing w:after="0" w:line="240"/>
+            </w:pPr>
+            <w:r>
+              <w:rPr>
+                <w:rFonts w:ascii="Times New Roman" w:cs="Times New Roman" w:eastAsia="Times New Roman" w:hAnsi="Times New Roman"/>
+                <w:b w:val="false"/>
+                <w:bCs w:val="false"/>
+                <w:sz w:val="19"/>
+                <w:szCs w:val="19"/>
+              </w:rPr>
+              <w:t xml:space="preserve">9.8</w:t>
+            </w:r>
+          </w:p>
+        </w:tc>
+        <w:tc>
+          <w:tcPr>
+            <w:tcW w:type="dxa" w:w="2246"/>
+            <w:tcMar>
+              <w:top w:type="dxa" w:w="60"/>
+              <w:left w:type="dxa" w:w="100"/>
+              <w:bottom w:type="dxa" w:w="60"/>
+              <w:right w:type="dxa" w:w="100"/>
+            </w:tcMar>
+          </w:tcPr>
+          <w:p>
+            <w:pPr>
+              <w:spacing w:after="0" w:line="240"/>
+            </w:pPr>
+            <w:r>
+              <w:rPr>
+                <w:rFonts w:ascii="Times New Roman" w:cs="Times New Roman" w:eastAsia="Times New Roman" w:hAnsi="Times New Roman"/>
+                <w:b w:val="false"/>
+                <w:bCs w:val="false"/>
+                <w:sz w:val="19"/>
+                <w:szCs w:val="19"/>
+              </w:rPr>
+              <w:t xml:space="preserve">Supplier Detail</w:t>
+            </w:r>
+          </w:p>
+        </w:tc>
+        <w:tc>
+          <w:tcPr>
+            <w:tcW w:type="dxa" w:w="4774"/>
+            <w:tcMar>
+              <w:top w:type="dxa" w:w="60"/>
+              <w:left w:type="dxa" w:w="100"/>
+              <w:bottom w:type="dxa" w:w="60"/>
+              <w:right w:type="dxa" w:w="100"/>
+            </w:tcMar>
+          </w:tcPr>
+          <w:p>
+            <w:pPr>
+              <w:spacing w:after="0" w:line="240"/>
+            </w:pPr>
+            <w:r>
+              <w:rPr>
+                <w:rFonts w:ascii="Times New Roman" w:cs="Times New Roman" w:eastAsia="Times New Roman" w:hAnsi="Times New Roman"/>
+                <w:b w:val="false"/>
+                <w:bCs w:val="false"/>
+                <w:sz w:val="19"/>
+                <w:szCs w:val="19"/>
+              </w:rPr>
+              <w:t xml:space="preserve">Matrix: case values only</w:t>
+            </w:r>
+          </w:p>
+        </w:tc>
+        <w:tc>
+          <w:tcPr>
+            <w:tcW w:type="dxa" w:w="749"/>
+            <w:tcMar>
+              <w:top w:type="dxa" w:w="60"/>
+              <w:left w:type="dxa" w:w="100"/>
+              <w:bottom w:type="dxa" w:w="60"/>
+              <w:right w:type="dxa" w:w="100"/>
+            </w:tcMar>
+          </w:tcPr>
+          <w:p>
+            <w:pPr>
+              <w:spacing w:after="0" w:line="240"/>
+            </w:pPr>
+            <w:r>
+              <w:rPr>
+                <w:rFonts w:ascii="Times New Roman" w:cs="Times New Roman" w:eastAsia="Times New Roman" w:hAnsi="Times New Roman"/>
+                <w:b w:val="false"/>
+                <w:bCs w:val="false"/>
+                <w:sz w:val="19"/>
+                <w:szCs w:val="19"/>
+              </w:rPr>
+              <w:t xml:space="preserve"/>
+            </w:r>
+          </w:p>
+        </w:tc>
+      </w:tr>
+      <w:tr>
+        <w:trPr>
+          <w:cantSplit/>
+        </w:trPr>
+        <w:tc>
+          <w:tcPr>
+            <w:tcW w:type="dxa" w:w="842"/>
+            <w:tcMar>
+              <w:top w:type="dxa" w:w="60"/>
+              <w:left w:type="dxa" w:w="100"/>
+              <w:bottom w:type="dxa" w:w="60"/>
+              <w:right w:type="dxa" w:w="100"/>
+            </w:tcMar>
+          </w:tcPr>
+          <w:p>
+            <w:pPr>
+              <w:spacing w:after="0" w:line="240"/>
+            </w:pPr>
+            <w:r>
+              <w:rPr>
+                <w:rFonts w:ascii="Times New Roman" w:cs="Times New Roman" w:eastAsia="Times New Roman" w:hAnsi="Times New Roman"/>
+                <w:b w:val="false"/>
+                <w:bCs w:val="false"/>
+                <w:sz w:val="19"/>
+                <w:szCs w:val="19"/>
+              </w:rPr>
+              <w:t xml:space="preserve">R3 P3</w:t>
+            </w:r>
+          </w:p>
+        </w:tc>
+        <w:tc>
+          <w:tcPr>
+            <w:tcW w:type="dxa" w:w="749"/>
+            <w:tcMar>
+              <w:top w:type="dxa" w:w="60"/>
+              <w:left w:type="dxa" w:w="100"/>
+              <w:bottom w:type="dxa" w:w="60"/>
+              <w:right w:type="dxa" w:w="100"/>
+            </w:tcMar>
+          </w:tcPr>
+          <w:p>
+            <w:pPr>
+              <w:spacing w:after="0" w:line="240"/>
+            </w:pPr>
+            <w:r>
+              <w:rPr>
+                <w:rFonts w:ascii="Times New Roman" w:cs="Times New Roman" w:eastAsia="Times New Roman" w:hAnsi="Times New Roman"/>
+                <w:b w:val="false"/>
+                <w:bCs w:val="false"/>
+                <w:sz w:val="19"/>
+                <w:szCs w:val="19"/>
+              </w:rPr>
+              <w:t xml:space="preserve">9.1–9.6</w:t>
+            </w:r>
+          </w:p>
+        </w:tc>
+        <w:tc>
+          <w:tcPr>
+            <w:tcW w:type="dxa" w:w="2246"/>
+            <w:tcMar>
+              <w:top w:type="dxa" w:w="60"/>
+              <w:left w:type="dxa" w:w="100"/>
+              <w:bottom w:type="dxa" w:w="60"/>
+              <w:right w:type="dxa" w:w="100"/>
+            </w:tcMar>
+          </w:tcPr>
+          <w:p>
+            <w:pPr>
+              <w:spacing w:after="0" w:line="240"/>
+            </w:pPr>
+            <w:r>
+              <w:rPr>
+                <w:rFonts w:ascii="Times New Roman" w:cs="Times New Roman" w:eastAsia="Times New Roman" w:hAnsi="Times New Roman"/>
+                <w:b w:val="false"/>
+                <w:bCs w:val="false"/>
+                <w:sz w:val="19"/>
+                <w:szCs w:val="19"/>
+              </w:rPr>
+              <w:t xml:space="preserve">KPI row, Concentration Trend, Share vs Count</w:t>
+            </w:r>
+          </w:p>
+        </w:tc>
+        <w:tc>
+          <w:tcPr>
+            <w:tcW w:type="dxa" w:w="4774"/>
+            <w:tcMar>
+              <w:top w:type="dxa" w:w="60"/>
+              <w:left w:type="dxa" w:w="100"/>
+              <w:bottom w:type="dxa" w:w="60"/>
+              <w:right w:type="dxa" w:w="100"/>
+            </w:tcMar>
+          </w:tcPr>
+          <w:p>
+            <w:pPr>
+              <w:spacing w:after="0" w:line="240"/>
+            </w:pPr>
+            <w:r>
+              <w:rPr>
+                <w:rFonts w:ascii="Times New Roman" w:cs="Times New Roman" w:eastAsia="Times New Roman" w:hAnsi="Times New Roman"/>
+                <w:b w:val="false"/>
+                <w:bCs w:val="false"/>
+                <w:sz w:val="19"/>
+                <w:szCs w:val="19"/>
+              </w:rPr>
+              <w:t xml:space="preserve">Shares of cases, counts and HHI only; no dollar measure</w:t>
+            </w:r>
+          </w:p>
+        </w:tc>
+        <w:tc>
+          <w:tcPr>
+            <w:tcW w:type="dxa" w:w="749"/>
+            <w:tcMar>
+              <w:top w:type="dxa" w:w="60"/>
+              <w:left w:type="dxa" w:w="100"/>
+              <w:bottom w:type="dxa" w:w="60"/>
+              <w:right w:type="dxa" w:w="100"/>
+            </w:tcMar>
+          </w:tcPr>
+          <w:p>
+            <w:pPr>
+              <w:spacing w:after="0" w:line="240"/>
+            </w:pPr>
+            <w:r>
+              <w:rPr>
+                <w:rFonts w:ascii="Times New Roman" w:cs="Times New Roman" w:eastAsia="Times New Roman" w:hAnsi="Times New Roman"/>
+                <w:b w:val="false"/>
+                <w:bCs w:val="false"/>
+                <w:sz w:val="19"/>
+                <w:szCs w:val="19"/>
+              </w:rPr>
+              <w:t xml:space="preserve"/>
+            </w:r>
+          </w:p>
+        </w:tc>
+      </w:tr>
+      <w:tr>
+        <w:trPr>
+          <w:cantSplit/>
+        </w:trPr>
+        <w:tc>
+          <w:tcPr>
+            <w:tcW w:type="dxa" w:w="842"/>
+            <w:tcMar>
+              <w:top w:type="dxa" w:w="60"/>
+              <w:left w:type="dxa" w:w="100"/>
+              <w:bottom w:type="dxa" w:w="60"/>
+              <w:right w:type="dxa" w:w="100"/>
+            </w:tcMar>
+          </w:tcPr>
+          <w:p>
+            <w:pPr>
+              <w:spacing w:after="0" w:line="240"/>
+            </w:pPr>
+            <w:r>
+              <w:rPr>
+                <w:rFonts w:ascii="Times New Roman" w:cs="Times New Roman" w:eastAsia="Times New Roman" w:hAnsi="Times New Roman"/>
+                <w:b w:val="false"/>
+                <w:bCs w:val="false"/>
+                <w:sz w:val="19"/>
+                <w:szCs w:val="19"/>
+              </w:rPr>
               <w:t xml:space="preserve">R3 P4</w:t>
             </w:r>
           </w:p>
@@ -4298,6 +5378,546 @@
                 <w:szCs w:val="19"/>
               </w:rPr>
               <w:t xml:space="preserve">Axis titled Cases</w:t>
+            </w:r>
+          </w:p>
+        </w:tc>
+        <w:tc>
+          <w:tcPr>
+            <w:tcW w:type="dxa" w:w="749"/>
+            <w:tcMar>
+              <w:top w:type="dxa" w:w="60"/>
+              <w:left w:type="dxa" w:w="100"/>
+              <w:bottom w:type="dxa" w:w="60"/>
+              <w:right w:type="dxa" w:w="100"/>
+            </w:tcMar>
+          </w:tcPr>
+          <w:p>
+            <w:pPr>
+              <w:spacing w:after="0" w:line="240"/>
+            </w:pPr>
+            <w:r>
+              <w:rPr>
+                <w:rFonts w:ascii="Times New Roman" w:cs="Times New Roman" w:eastAsia="Times New Roman" w:hAnsi="Times New Roman"/>
+                <w:b w:val="false"/>
+                <w:bCs w:val="false"/>
+                <w:sz w:val="19"/>
+                <w:szCs w:val="19"/>
+              </w:rPr>
+              <w:t xml:space="preserve"/>
+            </w:r>
+          </w:p>
+        </w:tc>
+      </w:tr>
+      <w:tr>
+        <w:trPr>
+          <w:cantSplit/>
+        </w:trPr>
+        <w:tc>
+          <w:tcPr>
+            <w:tcW w:type="dxa" w:w="842"/>
+            <w:tcMar>
+              <w:top w:type="dxa" w:w="60"/>
+              <w:left w:type="dxa" w:w="100"/>
+              <w:bottom w:type="dxa" w:w="60"/>
+              <w:right w:type="dxa" w:w="100"/>
+            </w:tcMar>
+          </w:tcPr>
+          <w:p>
+            <w:pPr>
+              <w:spacing w:after="0" w:line="240"/>
+            </w:pPr>
+            <w:r>
+              <w:rPr>
+                <w:rFonts w:ascii="Times New Roman" w:cs="Times New Roman" w:eastAsia="Times New Roman" w:hAnsi="Times New Roman"/>
+                <w:b w:val="false"/>
+                <w:bCs w:val="false"/>
+                <w:sz w:val="19"/>
+                <w:szCs w:val="19"/>
+              </w:rPr>
+              <w:t xml:space="preserve">R3 P4</w:t>
+            </w:r>
+          </w:p>
+        </w:tc>
+        <w:tc>
+          <w:tcPr>
+            <w:tcW w:type="dxa" w:w="749"/>
+            <w:tcMar>
+              <w:top w:type="dxa" w:w="60"/>
+              <w:left w:type="dxa" w:w="100"/>
+              <w:bottom w:type="dxa" w:w="60"/>
+              <w:right w:type="dxa" w:w="100"/>
+            </w:tcMar>
+          </w:tcPr>
+          <w:p>
+            <w:pPr>
+              <w:spacing w:after="0" w:line="240"/>
+            </w:pPr>
+            <w:r>
+              <w:rPr>
+                <w:rFonts w:ascii="Times New Roman" w:cs="Times New Roman" w:eastAsia="Times New Roman" w:hAnsi="Times New Roman"/>
+                <w:b w:val="false"/>
+                <w:bCs w:val="false"/>
+                <w:sz w:val="19"/>
+                <w:szCs w:val="19"/>
+              </w:rPr>
+              <w:t xml:space="preserve">10.1–10.4, 10.6–10.8</w:t>
+            </w:r>
+          </w:p>
+        </w:tc>
+        <w:tc>
+          <w:tcPr>
+            <w:tcW w:type="dxa" w:w="2246"/>
+            <w:tcMar>
+              <w:top w:type="dxa" w:w="60"/>
+              <w:left w:type="dxa" w:w="100"/>
+              <w:bottom w:type="dxa" w:w="60"/>
+              <w:right w:type="dxa" w:w="100"/>
+            </w:tcMar>
+          </w:tcPr>
+          <w:p>
+            <w:pPr>
+              <w:spacing w:after="0" w:line="240"/>
+            </w:pPr>
+            <w:r>
+              <w:rPr>
+                <w:rFonts w:ascii="Times New Roman" w:cs="Times New Roman" w:eastAsia="Times New Roman" w:hAnsi="Times New Roman"/>
+                <w:b w:val="false"/>
+                <w:bCs w:val="false"/>
+                <w:sz w:val="19"/>
+                <w:szCs w:val="19"/>
+              </w:rPr>
+              <w:t xml:space="preserve">Seasonality KPIs, profiles, method note</w:t>
+            </w:r>
+          </w:p>
+        </w:tc>
+        <w:tc>
+          <w:tcPr>
+            <w:tcW w:type="dxa" w:w="4774"/>
+            <w:tcMar>
+              <w:top w:type="dxa" w:w="60"/>
+              <w:left w:type="dxa" w:w="100"/>
+              <w:bottom w:type="dxa" w:w="60"/>
+              <w:right w:type="dxa" w:w="100"/>
+            </w:tcMar>
+          </w:tcPr>
+          <w:p>
+            <w:pPr>
+              <w:spacing w:after="0" w:line="240"/>
+            </w:pPr>
+            <w:r>
+              <w:rPr>
+                <w:rFonts w:ascii="Times New Roman" w:cs="Times New Roman" w:eastAsia="Times New Roman" w:hAnsi="Times New Roman"/>
+                <w:b w:val="false"/>
+                <w:bCs w:val="false"/>
+                <w:sz w:val="19"/>
+                <w:szCs w:val="19"/>
+              </w:rPr>
+              <w:t xml:space="preserve">Case-based factors only; the method note names Census X-13 as a method, not as a comparison of values</w:t>
+            </w:r>
+          </w:p>
+        </w:tc>
+        <w:tc>
+          <w:tcPr>
+            <w:tcW w:type="dxa" w:w="749"/>
+            <w:tcMar>
+              <w:top w:type="dxa" w:w="60"/>
+              <w:left w:type="dxa" w:w="100"/>
+              <w:bottom w:type="dxa" w:w="60"/>
+              <w:right w:type="dxa" w:w="100"/>
+            </w:tcMar>
+          </w:tcPr>
+          <w:p>
+            <w:pPr>
+              <w:spacing w:after="0" w:line="240"/>
+            </w:pPr>
+            <w:r>
+              <w:rPr>
+                <w:rFonts w:ascii="Times New Roman" w:cs="Times New Roman" w:eastAsia="Times New Roman" w:hAnsi="Times New Roman"/>
+                <w:b w:val="false"/>
+                <w:bCs w:val="false"/>
+                <w:sz w:val="19"/>
+                <w:szCs w:val="19"/>
+              </w:rPr>
+              <w:t xml:space="preserve"/>
+            </w:r>
+          </w:p>
+        </w:tc>
+      </w:tr>
+      <w:tr>
+        <w:trPr>
+          <w:cantSplit/>
+        </w:trPr>
+        <w:tc>
+          <w:tcPr>
+            <w:tcW w:type="dxa" w:w="842"/>
+            <w:tcMar>
+              <w:top w:type="dxa" w:w="60"/>
+              <w:left w:type="dxa" w:w="100"/>
+              <w:bottom w:type="dxa" w:w="60"/>
+              <w:right w:type="dxa" w:w="100"/>
+            </w:tcMar>
+          </w:tcPr>
+          <w:p>
+            <w:pPr>
+              <w:spacing w:after="0" w:line="240"/>
+            </w:pPr>
+            <w:r>
+              <w:rPr>
+                <w:rFonts w:ascii="Times New Roman" w:cs="Times New Roman" w:eastAsia="Times New Roman" w:hAnsi="Times New Roman"/>
+                <w:b w:val="false"/>
+                <w:bCs w:val="false"/>
+                <w:sz w:val="19"/>
+                <w:szCs w:val="19"/>
+              </w:rPr>
+              <w:t xml:space="preserve">All</w:t>
+            </w:r>
+          </w:p>
+        </w:tc>
+        <w:tc>
+          <w:tcPr>
+            <w:tcW w:type="dxa" w:w="749"/>
+            <w:tcMar>
+              <w:top w:type="dxa" w:w="60"/>
+              <w:left w:type="dxa" w:w="100"/>
+              <w:bottom w:type="dxa" w:w="60"/>
+              <w:right w:type="dxa" w:w="100"/>
+            </w:tcMar>
+          </w:tcPr>
+          <w:p>
+            <w:pPr>
+              <w:spacing w:after="0" w:line="240"/>
+            </w:pPr>
+            <w:r>
+              <w:rPr>
+                <w:rFonts w:ascii="Times New Roman" w:cs="Times New Roman" w:eastAsia="Times New Roman" w:hAnsi="Times New Roman"/>
+                <w:b w:val="false"/>
+                <w:bCs w:val="false"/>
+                <w:sz w:val="19"/>
+                <w:szCs w:val="19"/>
+              </w:rPr>
+              <w:t xml:space="preserve">Item Detail</w:t>
+            </w:r>
+          </w:p>
+        </w:tc>
+        <w:tc>
+          <w:tcPr>
+            <w:tcW w:type="dxa" w:w="2246"/>
+            <w:tcMar>
+              <w:top w:type="dxa" w:w="60"/>
+              <w:left w:type="dxa" w:w="100"/>
+              <w:bottom w:type="dxa" w:w="60"/>
+              <w:right w:type="dxa" w:w="100"/>
+            </w:tcMar>
+          </w:tcPr>
+          <w:p>
+            <w:pPr>
+              <w:spacing w:after="0" w:line="240"/>
+            </w:pPr>
+            <w:r>
+              <w:rPr>
+                <w:rFonts w:ascii="Times New Roman" w:cs="Times New Roman" w:eastAsia="Times New Roman" w:hAnsi="Times New Roman"/>
+                <w:b w:val="false"/>
+                <w:bCs w:val="false"/>
+                <w:sz w:val="19"/>
+                <w:szCs w:val="19"/>
+              </w:rPr>
+              <w:t xml:space="preserve">Drillthrough page (document 15 §8.3)</w:t>
+            </w:r>
+          </w:p>
+        </w:tc>
+        <w:tc>
+          <w:tcPr>
+            <w:tcW w:type="dxa" w:w="4774"/>
+            <w:tcMar>
+              <w:top w:type="dxa" w:w="60"/>
+              <w:left w:type="dxa" w:w="100"/>
+              <w:bottom w:type="dxa" w:w="60"/>
+              <w:right w:type="dxa" w:w="100"/>
+            </w:tcMar>
+          </w:tcPr>
+          <w:p>
+            <w:pPr>
+              <w:spacing w:after="0" w:line="240"/>
+            </w:pPr>
+            <w:r>
+              <w:rPr>
+                <w:rFonts w:ascii="Times New Roman" w:cs="Times New Roman" w:eastAsia="Times New Roman" w:hAnsi="Times New Roman"/>
+                <w:b w:val="false"/>
+                <w:bCs w:val="false"/>
+                <w:sz w:val="19"/>
+                <w:szCs w:val="19"/>
+              </w:rPr>
+              <w:t xml:space="preserve">Matrix and line in cases only</w:t>
+            </w:r>
+          </w:p>
+        </w:tc>
+        <w:tc>
+          <w:tcPr>
+            <w:tcW w:type="dxa" w:w="749"/>
+            <w:tcMar>
+              <w:top w:type="dxa" w:w="60"/>
+              <w:left w:type="dxa" w:w="100"/>
+              <w:bottom w:type="dxa" w:w="60"/>
+              <w:right w:type="dxa" w:w="100"/>
+            </w:tcMar>
+          </w:tcPr>
+          <w:p>
+            <w:pPr>
+              <w:spacing w:after="0" w:line="240"/>
+            </w:pPr>
+            <w:r>
+              <w:rPr>
+                <w:rFonts w:ascii="Times New Roman" w:cs="Times New Roman" w:eastAsia="Times New Roman" w:hAnsi="Times New Roman"/>
+                <w:b w:val="false"/>
+                <w:bCs w:val="false"/>
+                <w:sz w:val="19"/>
+                <w:szCs w:val="19"/>
+              </w:rPr>
+              <w:t xml:space="preserve"/>
+            </w:r>
+          </w:p>
+        </w:tc>
+      </w:tr>
+      <w:tr>
+        <w:trPr>
+          <w:cantSplit/>
+        </w:trPr>
+        <w:tc>
+          <w:tcPr>
+            <w:tcW w:type="dxa" w:w="842"/>
+            <w:tcMar>
+              <w:top w:type="dxa" w:w="60"/>
+              <w:left w:type="dxa" w:w="100"/>
+              <w:bottom w:type="dxa" w:w="60"/>
+              <w:right w:type="dxa" w:w="100"/>
+            </w:tcMar>
+          </w:tcPr>
+          <w:p>
+            <w:pPr>
+              <w:spacing w:after="0" w:line="240"/>
+            </w:pPr>
+            <w:r>
+              <w:rPr>
+                <w:rFonts w:ascii="Times New Roman" w:cs="Times New Roman" w:eastAsia="Times New Roman" w:hAnsi="Times New Roman"/>
+                <w:b w:val="false"/>
+                <w:bCs w:val="false"/>
+                <w:sz w:val="19"/>
+                <w:szCs w:val="19"/>
+              </w:rPr>
+              <w:t xml:space="preserve">All</w:t>
+            </w:r>
+          </w:p>
+        </w:tc>
+        <w:tc>
+          <w:tcPr>
+            <w:tcW w:type="dxa" w:w="749"/>
+            <w:tcMar>
+              <w:top w:type="dxa" w:w="60"/>
+              <w:left w:type="dxa" w:w="100"/>
+              <w:bottom w:type="dxa" w:w="60"/>
+              <w:right w:type="dxa" w:w="100"/>
+            </w:tcMar>
+          </w:tcPr>
+          <w:p>
+            <w:pPr>
+              <w:spacing w:after="0" w:line="240"/>
+            </w:pPr>
+            <w:r>
+              <w:rPr>
+                <w:rFonts w:ascii="Times New Roman" w:cs="Times New Roman" w:eastAsia="Times New Roman" w:hAnsi="Times New Roman"/>
+                <w:b w:val="false"/>
+                <w:bCs w:val="false"/>
+                <w:sz w:val="19"/>
+                <w:szCs w:val="19"/>
+              </w:rPr>
+              <w:t xml:space="preserve">Tooltip page</w:t>
+            </w:r>
+          </w:p>
+        </w:tc>
+        <w:tc>
+          <w:tcPr>
+            <w:tcW w:type="dxa" w:w="2246"/>
+            <w:tcMar>
+              <w:top w:type="dxa" w:w="60"/>
+              <w:left w:type="dxa" w:w="100"/>
+              <w:bottom w:type="dxa" w:w="60"/>
+              <w:right w:type="dxa" w:w="100"/>
+            </w:tcMar>
+          </w:tcPr>
+          <w:p>
+            <w:pPr>
+              <w:spacing w:after="0" w:line="240"/>
+            </w:pPr>
+            <w:r>
+              <w:rPr>
+                <w:rFonts w:ascii="Times New Roman" w:cs="Times New Roman" w:eastAsia="Times New Roman" w:hAnsi="Times New Roman"/>
+                <w:b w:val="false"/>
+                <w:bCs w:val="false"/>
+                <w:sz w:val="19"/>
+                <w:szCs w:val="19"/>
+              </w:rPr>
+              <w:t xml:space="preserve">Report tooltip page (document 15 §8.4)</w:t>
+            </w:r>
+          </w:p>
+        </w:tc>
+        <w:tc>
+          <w:tcPr>
+            <w:tcW w:type="dxa" w:w="4774"/>
+            <w:tcMar>
+              <w:top w:type="dxa" w:w="60"/>
+              <w:left w:type="dxa" w:w="100"/>
+              <w:bottom w:type="dxa" w:w="60"/>
+              <w:right w:type="dxa" w:w="100"/>
+            </w:tcMar>
+          </w:tcPr>
+          <w:p>
+            <w:pPr>
+              <w:spacing w:after="0" w:line="240"/>
+            </w:pPr>
+            <w:r>
+              <w:rPr>
+                <w:rFonts w:ascii="Times New Roman" w:cs="Times New Roman" w:eastAsia="Times New Roman" w:hAnsi="Times New Roman"/>
+                <w:b w:val="false"/>
+                <w:bCs w:val="false"/>
+                <w:sz w:val="19"/>
+                <w:szCs w:val="19"/>
+              </w:rPr>
+              <w:t xml:space="preserve">Case sparkline and ratio — list the visuals that use it; none may be a dollar visual</w:t>
+            </w:r>
+          </w:p>
+        </w:tc>
+        <w:tc>
+          <w:tcPr>
+            <w:tcW w:type="dxa" w:w="749"/>
+            <w:tcMar>
+              <w:top w:type="dxa" w:w="60"/>
+              <w:left w:type="dxa" w:w="100"/>
+              <w:bottom w:type="dxa" w:w="60"/>
+              <w:right w:type="dxa" w:w="100"/>
+            </w:tcMar>
+          </w:tcPr>
+          <w:p>
+            <w:pPr>
+              <w:spacing w:after="0" w:line="240"/>
+            </w:pPr>
+            <w:r>
+              <w:rPr>
+                <w:rFonts w:ascii="Times New Roman" w:cs="Times New Roman" w:eastAsia="Times New Roman" w:hAnsi="Times New Roman"/>
+                <w:b w:val="false"/>
+                <w:bCs w:val="false"/>
+                <w:sz w:val="19"/>
+                <w:szCs w:val="19"/>
+              </w:rPr>
+              <w:t xml:space="preserve"/>
+            </w:r>
+          </w:p>
+        </w:tc>
+      </w:tr>
+      <w:tr>
+        <w:trPr>
+          <w:cantSplit/>
+        </w:trPr>
+        <w:tc>
+          <w:tcPr>
+            <w:tcW w:type="dxa" w:w="842"/>
+            <w:tcMar>
+              <w:top w:type="dxa" w:w="60"/>
+              <w:left w:type="dxa" w:w="100"/>
+              <w:bottom w:type="dxa" w:w="60"/>
+              <w:right w:type="dxa" w:w="100"/>
+            </w:tcMar>
+          </w:tcPr>
+          <w:p>
+            <w:pPr>
+              <w:spacing w:after="0" w:line="240"/>
+            </w:pPr>
+            <w:r>
+              <w:rPr>
+                <w:rFonts w:ascii="Times New Roman" w:cs="Times New Roman" w:eastAsia="Times New Roman" w:hAnsi="Times New Roman"/>
+                <w:b w:val="false"/>
+                <w:bCs w:val="false"/>
+                <w:sz w:val="19"/>
+                <w:szCs w:val="19"/>
+              </w:rPr>
+              <w:t xml:space="preserve">All</w:t>
+            </w:r>
+          </w:p>
+        </w:tc>
+        <w:tc>
+          <w:tcPr>
+            <w:tcW w:type="dxa" w:w="749"/>
+            <w:tcMar>
+              <w:top w:type="dxa" w:w="60"/>
+              <w:left w:type="dxa" w:w="100"/>
+              <w:bottom w:type="dxa" w:w="60"/>
+              <w:right w:type="dxa" w:w="100"/>
+            </w:tcMar>
+          </w:tcPr>
+          <w:p>
+            <w:pPr>
+              <w:spacing w:after="0" w:line="240"/>
+            </w:pPr>
+            <w:r>
+              <w:rPr>
+                <w:rFonts w:ascii="Times New Roman" w:cs="Times New Roman" w:eastAsia="Times New Roman" w:hAnsi="Times New Roman"/>
+                <w:b w:val="false"/>
+                <w:bCs w:val="false"/>
+                <w:sz w:val="19"/>
+                <w:szCs w:val="19"/>
+              </w:rPr>
+              <w:t xml:space="preserve">Text</w:t>
+            </w:r>
+          </w:p>
+        </w:tc>
+        <w:tc>
+          <w:tcPr>
+            <w:tcW w:type="dxa" w:w="2246"/>
+            <w:tcMar>
+              <w:top w:type="dxa" w:w="60"/>
+              <w:left w:type="dxa" w:w="100"/>
+              <w:bottom w:type="dxa" w:w="60"/>
+              <w:right w:type="dxa" w:w="100"/>
+            </w:tcMar>
+          </w:tcPr>
+          <w:p>
+            <w:pPr>
+              <w:spacing w:after="0" w:line="240"/>
+            </w:pPr>
+            <w:r>
+              <w:rPr>
+                <w:rFonts w:ascii="Times New Roman" w:cs="Times New Roman" w:eastAsia="Times New Roman" w:hAnsi="Times New Roman"/>
+                <w:b w:val="false"/>
+                <w:bCs w:val="false"/>
+                <w:sz w:val="19"/>
+                <w:szCs w:val="19"/>
+              </w:rPr>
+              <w:t xml:space="preserve">Narratives on R1 Pages 1–2 (1.8) and R3 (10.8)</w:t>
+            </w:r>
+          </w:p>
+        </w:tc>
+        <w:tc>
+          <w:tcPr>
+            <w:tcW w:type="dxa" w:w="4774"/>
+            <w:tcMar>
+              <w:top w:type="dxa" w:w="60"/>
+              <w:left w:type="dxa" w:w="100"/>
+              <w:bottom w:type="dxa" w:w="60"/>
+              <w:right w:type="dxa" w:w="100"/>
+            </w:tcMar>
+          </w:tcPr>
+          <w:p>
+            <w:pPr>
+              <w:spacing w:after="0" w:line="240"/>
+            </w:pPr>
+            <w:r>
+              <w:rPr>
+                <w:rFonts w:ascii="Times New Roman" w:cs="Times New Roman" w:eastAsia="Times New Roman" w:hAnsi="Times New Roman"/>
+                <w:b w:val="false"/>
+                <w:bCs w:val="false"/>
+                <w:sz w:val="19"/>
+                <w:szCs w:val="19"/>
+              </w:rPr>
+              <w:t xml:space="preserve">No sentence compares cases with dollars</w:t>
             </w:r>
           </w:p>
         </w:tc>
@@ -4342,7 +5962,7 @@
           <w:sz w:val="19"/>
           <w:szCs w:val="19"/>
         </w:rPr>
-        <w:t xml:space="preserve">Every visual in document 15 that carries a case measure, plus the text on the same pages.</w:t>
+        <w:t xml:space="preserve">Every visual in document 15 that carries a case measure, the text on those pages, the drillthrough page and the tooltip page.</w:t>
       </w:r>
     </w:p>
     <w:p>
@@ -5137,7 +6757,7 @@
                 <w:sz w:val="19"/>
                 <w:szCs w:val="19"/>
               </w:rPr>
-              <w:t xml:space="preserve">All 15 rows checked across R1–R3 · 3.5 uses National Liquor Stores Real YoY % · every Tier 3 axis titled Cases · no mixed tooltip or sentence</w:t>
+              <w:t xml:space="preserve">All 27 rows checked across R1–R3 · 3.5 uses National Liquor Stores Real YoY % · every Tier 3 axis titled Cases · no mixed tooltip or sentence</w:t>
             </w:r>
           </w:p>
         </w:tc>
@@ -5390,7 +7010,7 @@
                 <w:sz w:val="19"/>
                 <w:szCs w:val="19"/>
               </w:rPr>
-              <w:t xml:space="preserve">G7.04, G7.06, G7.07, G7.10, G7.12, G7.13</w:t>
+              <w:t xml:space="preserve">G7.04, G7.06, G7.07, G7.10, G7.11, G7.12, G7.13, and G7.14 to G7.16 for the drillthrough and tooltip pages</w:t>
             </w:r>
           </w:p>
         </w:tc>

--- a/docs/validation/V08_Cases_vs_Dollars_Separation.docx
+++ b/docs/validation/V08_Cases_vs_Dollars_Separation.docx
@@ -5891,7 +5891,7 @@
                 <w:sz w:val="19"/>
                 <w:szCs w:val="19"/>
               </w:rPr>
-              <w:t xml:space="preserve">Narratives on R1 Pages 1–2 (1.8) and R3 (10.8)</w:t>
+              <w:t xml:space="preserve">Narratives on R1 Page 1 (1.8) and R3 Page 4 (10.8)</w:t>
             </w:r>
           </w:p>
         </w:tc>
@@ -7010,7 +7010,7 @@
                 <w:sz w:val="19"/>
                 <w:szCs w:val="19"/>
               </w:rPr>
-              <w:t xml:space="preserve">G7.04, G7.06, G7.07, G7.10, G7.11, G7.12, G7.13, and G7.14 to G7.16 for the drillthrough and tooltip pages</w:t>
+              <w:t xml:space="preserve">G7.04, G7.06, G7.07, G7.10, G7.11, G7.12, G7.13, and G7.14 and G7.15 for the drillthrough and tooltip pages</w:t>
             </w:r>
           </w:p>
         </w:tc>
